--- a/3 Klasse/bs/ue00/UE00_Linux_User_Mgmt/protokoll.docx
+++ b/3 Klasse/bs/ue00/UE00_Linux_User_Mgmt/protokoll.docx
@@ -10,11 +10,9 @@
         </w:tabs>
         <w:ind w:left="0" w:firstLine="0"/>
       </w:pPr>
-      <w:proofErr w:type="gramStart"/>
       <w:r>
         <w:t>A</w:t>
       </w:r>
-      <w:proofErr w:type="gramEnd"/>
       <w:r>
         <w:tab/>
         <w:t>Objective</w:t>
@@ -165,19 +163,11 @@
       <w:r>
         <w:t xml:space="preserve">→ Be sure to provide answers to all questions and to document </w:t>
       </w:r>
-      <w:proofErr w:type="gramStart"/>
       <w:r>
         <w:rPr>
           <w:b/>
         </w:rPr>
-        <w:t>each and every</w:t>
-      </w:r>
-      <w:proofErr w:type="gramEnd"/>
-      <w:r>
-        <w:rPr>
-          <w:b/>
-        </w:rPr>
-        <w:t xml:space="preserve"> </w:t>
+        <w:t xml:space="preserve">each and every </w:t>
       </w:r>
       <w:r>
         <w:t>shell command line in your lab notes (lab report)!</w:t>
@@ -342,7 +332,6 @@
         <w:t xml:space="preserve">Create a new group called </w:t>
       </w:r>
       <w:proofErr w:type="spellStart"/>
-      <w:proofErr w:type="gramStart"/>
       <w:r>
         <w:rPr>
           <w:rFonts w:ascii="Courier New" w:eastAsia="Courier New" w:hAnsi="Courier New" w:cs="Courier New"/>
@@ -365,11 +354,7 @@
         <w:t xml:space="preserve"> </w:t>
       </w:r>
       <w:r>
-        <w:t>!</w:t>
-      </w:r>
-      <w:proofErr w:type="gramEnd"/>
-      <w:r>
-        <w:t xml:space="preserve"> Note: replace </w:t>
+        <w:t xml:space="preserve">! Note: replace </w:t>
       </w:r>
       <w:r>
         <w:rPr>
@@ -421,15 +406,18 @@
         <w:t xml:space="preserve">/etc </w:t>
       </w:r>
       <w:r>
-        <w:t xml:space="preserve">received a new entry </w:t>
-      </w:r>
-      <w:proofErr w:type="gramStart"/>
-      <w:r>
-        <w:t>as a consequence</w:t>
-      </w:r>
-      <w:proofErr w:type="gramEnd"/>
-      <w:r>
-        <w:t xml:space="preserve"> to step (2)?</w:t>
+        <w:t>received a new entry as a consequence to step (2)?</w:t>
+      </w:r>
+    </w:p>
+    <w:p>
+      <w:pPr>
+        <w:ind w:left="958" w:right="12" w:firstLine="0"/>
+      </w:pPr>
+      <w:r>
+        <w:rPr>
+          <w:highlight w:val="yellow"/>
+        </w:rPr>
+        <w:t>/etc/group</w:t>
       </w:r>
     </w:p>
     <w:p>
@@ -470,6 +458,15 @@
       <w:r>
         <w:t>Command:</w:t>
       </w:r>
+      <w:r>
+        <w:rPr>
+          <w:color w:val="70B8FF"/>
+        </w:rPr>
+        <w:t xml:space="preserve"> </w:t>
+      </w:r>
+      <w:r>
+        <w:t>grep heroes28 /etc/group</w:t>
+      </w:r>
     </w:p>
     <w:p>
       <w:pPr>
@@ -478,6 +475,15 @@
       </w:pPr>
       <w:r>
         <w:t>Result:</w:t>
+      </w:r>
+      <w:r>
+        <w:t xml:space="preserve"> </w:t>
+      </w:r>
+      <w:r>
+        <w:rPr>
+          <w:highlight w:val="yellow"/>
+        </w:rPr>
+        <w:t>heroes28:x:1002:</w:t>
       </w:r>
     </w:p>
     <w:p>
@@ -517,6 +523,17 @@
       <w:proofErr w:type="spellEnd"/>
       <w:r>
         <w:t>?</w:t>
+      </w:r>
+    </w:p>
+    <w:p>
+      <w:pPr>
+        <w:ind w:left="958" w:right="12" w:firstLine="0"/>
+      </w:pPr>
+      <w:r>
+        <w:rPr>
+          <w:highlight w:val="yellow"/>
+        </w:rPr>
+        <w:t>1002</w:t>
       </w:r>
     </w:p>
     <w:p>
@@ -537,6 +554,9 @@
         <w:spacing w:after="157" w:line="266" w:lineRule="auto"/>
         <w:ind w:left="535" w:right="7180" w:firstLine="0"/>
         <w:jc w:val="left"/>
+        <w:rPr>
+          <w:rFonts w:ascii="Courier New" w:eastAsia="Courier New" w:hAnsi="Courier New" w:cs="Courier New"/>
+        </w:rPr>
       </w:pPr>
       <w:proofErr w:type="spellStart"/>
       <w:r>
@@ -544,6 +564,7 @@
           <w:rFonts w:ascii="Courier New" w:eastAsia="Courier New" w:hAnsi="Courier New" w:cs="Courier New"/>
           <w:color w:val="05297D"/>
         </w:rPr>
+        <w:lastRenderedPageBreak/>
         <w:t>getent</w:t>
       </w:r>
       <w:proofErr w:type="spellEnd"/>
@@ -558,8 +579,28 @@
         <w:rPr>
           <w:rFonts w:ascii="Courier New" w:eastAsia="Courier New" w:hAnsi="Courier New" w:cs="Courier New"/>
         </w:rPr>
-        <w:t xml:space="preserve">passwd </w:t>
-      </w:r>
+        <w:t>passwd</w:t>
+      </w:r>
+      <w:r>
+        <w:rPr>
+          <w:rFonts w:ascii="Courier New" w:eastAsia="Courier New" w:hAnsi="Courier New" w:cs="Courier New"/>
+        </w:rPr>
+        <w:t xml:space="preserve"> </w:t>
+      </w:r>
+      <w:r>
+        <w:rPr>
+          <w:rFonts w:ascii="Courier New" w:eastAsia="Courier New" w:hAnsi="Courier New" w:cs="Courier New"/>
+          <w:highlight w:val="yellow"/>
+        </w:rPr>
+        <w:t>queries user database</w:t>
+      </w:r>
+    </w:p>
+    <w:p>
+      <w:pPr>
+        <w:spacing w:after="157" w:line="266" w:lineRule="auto"/>
+        <w:ind w:left="535" w:right="7180" w:firstLine="0"/>
+        <w:jc w:val="left"/>
+      </w:pPr>
       <w:proofErr w:type="spellStart"/>
       <w:r>
         <w:rPr>
@@ -581,6 +622,16 @@
           <w:rFonts w:ascii="Courier New" w:eastAsia="Courier New" w:hAnsi="Courier New" w:cs="Courier New"/>
         </w:rPr>
         <w:t>group</w:t>
+      </w:r>
+      <w:r>
+        <w:t xml:space="preserve"> </w:t>
+      </w:r>
+      <w:r>
+        <w:rPr>
+          <w:rFonts w:ascii="Courier New" w:eastAsia="Courier New" w:hAnsi="Courier New" w:cs="Courier New"/>
+          <w:highlight w:val="yellow"/>
+        </w:rPr>
+        <w:t>queries group database</w:t>
       </w:r>
     </w:p>
     <w:p>
@@ -607,6 +658,18 @@
       </w:r>
       <w:r>
         <w:t>show? Tipp: Just use tabulator-key on command-line or check the manual pages.</w:t>
+      </w:r>
+    </w:p>
+    <w:p>
+      <w:pPr>
+        <w:spacing w:after="154"/>
+        <w:ind w:left="958" w:right="12" w:hanging="438"/>
+      </w:pPr>
+      <w:r>
+        <w:rPr>
+          <w:highlight w:val="yellow"/>
+        </w:rPr>
+        <w:t>hosts, services, protocols, networks, etc.</w:t>
       </w:r>
     </w:p>
     <w:p>
@@ -619,7 +682,6 @@
         <w:ind w:right="12" w:hanging="498"/>
       </w:pPr>
       <w:r>
-        <w:lastRenderedPageBreak/>
         <w:t xml:space="preserve">Create a new user with the following specs – use only </w:t>
       </w:r>
       <w:r>
@@ -641,13 +703,8 @@
         <w:spacing w:after="2"/>
         <w:ind w:right="12" w:hanging="255"/>
       </w:pPr>
-      <w:proofErr w:type="gramStart"/>
-      <w:r>
-        <w:t>User name</w:t>
-      </w:r>
-      <w:proofErr w:type="gramEnd"/>
-      <w:r>
-        <w:t xml:space="preserve">: </w:t>
+      <w:r>
+        <w:t xml:space="preserve">User name: </w:t>
       </w:r>
       <w:r>
         <w:rPr>
@@ -769,40 +826,35 @@
     </w:p>
     <w:p>
       <w:pPr>
-        <w:numPr>
-          <w:ilvl w:val="1"/>
-          <w:numId w:val="3"/>
-        </w:numPr>
-        <w:ind w:right="12" w:hanging="438"/>
+        <w:ind w:left="958" w:right="12" w:firstLine="0"/>
       </w:pPr>
-      <w:r>
-        <w:t>What (text) system files consequently received new entries - enter the absolute path?</w:t>
-      </w:r>
-    </w:p>
-    <w:p>
-      <w:pPr>
-        <w:ind w:left="983" w:right="12"/>
-      </w:pPr>
-      <w:r>
-        <w:t xml:space="preserve">List the corresponding lines from the </w:t>
-      </w:r>
-      <w:r>
-        <w:rPr>
-          <w:rFonts w:ascii="Courier New" w:eastAsia="Courier New" w:hAnsi="Courier New" w:cs="Courier New"/>
-        </w:rPr>
-        <w:t xml:space="preserve">passwd </w:t>
-      </w:r>
-      <w:r>
-        <w:t xml:space="preserve">file using the command </w:t>
-      </w:r>
-      <w:r>
-        <w:rPr>
-          <w:rFonts w:ascii="Courier New" w:eastAsia="Courier New" w:hAnsi="Courier New" w:cs="Courier New"/>
-        </w:rPr>
-        <w:t>grep</w:t>
-      </w:r>
-      <w:r>
-        <w:t>!</w:t>
+      <w:proofErr w:type="spellStart"/>
+      <w:r>
+        <w:rPr>
+          <w:highlight w:val="yellow"/>
+        </w:rPr>
+        <w:t>sudo</w:t>
+      </w:r>
+      <w:proofErr w:type="spellEnd"/>
+      <w:r>
+        <w:rPr>
+          <w:highlight w:val="yellow"/>
+        </w:rPr>
+        <w:t xml:space="preserve"> </w:t>
+      </w:r>
+      <w:proofErr w:type="spellStart"/>
+      <w:r>
+        <w:rPr>
+          <w:highlight w:val="yellow"/>
+        </w:rPr>
+        <w:t>useradd</w:t>
+      </w:r>
+      <w:proofErr w:type="spellEnd"/>
+      <w:r>
+        <w:rPr>
+          <w:highlight w:val="yellow"/>
+        </w:rPr>
+        <w:t xml:space="preserve"> -m -c "Max Headroom" -d /home/max -s /bin/bash -g heroes28 max</w:t>
       </w:r>
     </w:p>
     <w:p>
@@ -814,6 +866,59 @@
         <w:ind w:right="12" w:hanging="438"/>
       </w:pPr>
       <w:r>
+        <w:t>What (text) system files consequently received new entries - enter the absolute path?</w:t>
+      </w:r>
+    </w:p>
+    <w:p>
+      <w:pPr>
+        <w:ind w:left="983" w:right="12"/>
+      </w:pPr>
+      <w:r>
+        <w:t xml:space="preserve">List the corresponding lines from the </w:t>
+      </w:r>
+      <w:r>
+        <w:rPr>
+          <w:rFonts w:ascii="Courier New" w:eastAsia="Courier New" w:hAnsi="Courier New" w:cs="Courier New"/>
+        </w:rPr>
+        <w:t xml:space="preserve">passwd </w:t>
+      </w:r>
+      <w:r>
+        <w:t xml:space="preserve">file using the command </w:t>
+      </w:r>
+      <w:r>
+        <w:rPr>
+          <w:rFonts w:ascii="Courier New" w:eastAsia="Courier New" w:hAnsi="Courier New" w:cs="Courier New"/>
+        </w:rPr>
+        <w:t>grep</w:t>
+      </w:r>
+      <w:r>
+        <w:t>!</w:t>
+      </w:r>
+    </w:p>
+    <w:p>
+      <w:pPr>
+        <w:ind w:left="983" w:right="12"/>
+        <w:rPr>
+          <w:lang w:val="en-AT"/>
+        </w:rPr>
+      </w:pPr>
+      <w:r>
+        <w:rPr>
+          <w:highlight w:val="yellow"/>
+          <w:lang w:val="en-AT"/>
+        </w:rPr>
+        <w:t>/etc/passwd, /etc/shadow</w:t>
+      </w:r>
+    </w:p>
+    <w:p>
+      <w:pPr>
+        <w:numPr>
+          <w:ilvl w:val="1"/>
+          <w:numId w:val="3"/>
+        </w:numPr>
+        <w:ind w:right="12" w:hanging="438"/>
+      </w:pPr>
+      <w:r>
         <w:t xml:space="preserve">What is the (numerical) user id of user </w:t>
       </w:r>
       <w:r>
@@ -824,6 +929,17 @@
       </w:r>
       <w:r>
         <w:t>?</w:t>
+      </w:r>
+    </w:p>
+    <w:p>
+      <w:pPr>
+        <w:ind w:left="958" w:right="12" w:firstLine="0"/>
+      </w:pPr>
+      <w:r>
+        <w:rPr>
+          <w:highlight w:val="yellow"/>
+        </w:rPr>
+        <w:t>1002</w:t>
       </w:r>
     </w:p>
     <w:p>
@@ -850,6 +966,18 @@
     </w:p>
     <w:p>
       <w:pPr>
+        <w:spacing w:after="163"/>
+        <w:ind w:left="958" w:right="12" w:firstLine="0"/>
+      </w:pPr>
+      <w:r>
+        <w:rPr>
+          <w:highlight w:val="yellow"/>
+        </w:rPr>
+        <w:t>No — password not set yet</w:t>
+      </w:r>
+    </w:p>
+    <w:p>
+      <w:pPr>
         <w:numPr>
           <w:ilvl w:val="0"/>
           <w:numId w:val="3"/>
@@ -893,6 +1021,17 @@
     </w:p>
     <w:p>
       <w:pPr>
+        <w:ind w:left="958" w:right="12" w:firstLine="0"/>
+      </w:pPr>
+      <w:r>
+        <w:rPr>
+          <w:highlight w:val="yellow"/>
+        </w:rPr>
+        <w:t>Used passwd command</w:t>
+      </w:r>
+    </w:p>
+    <w:p>
+      <w:pPr>
         <w:numPr>
           <w:ilvl w:val="1"/>
           <w:numId w:val="3"/>
@@ -928,6 +1067,18 @@
       </w:pPr>
       <w:r>
         <w:t>Which command did you use?</w:t>
+      </w:r>
+    </w:p>
+    <w:p>
+      <w:pPr>
+        <w:spacing w:after="154"/>
+        <w:ind w:left="973" w:right="12"/>
+      </w:pPr>
+      <w:r>
+        <w:rPr>
+          <w:highlight w:val="yellow"/>
+        </w:rPr>
+        <w:t>File: /etc/shadow — check with grep max /etc/shadow</w:t>
       </w:r>
     </w:p>
     <w:p>
@@ -940,15 +1091,7 @@
         <w:ind w:right="12" w:hanging="498"/>
       </w:pPr>
       <w:r>
-        <w:t xml:space="preserve">Try to login with </w:t>
-      </w:r>
-      <w:proofErr w:type="gramStart"/>
-      <w:r>
-        <w:t>user name</w:t>
-      </w:r>
-      <w:proofErr w:type="gramEnd"/>
-      <w:r>
-        <w:t xml:space="preserve"> </w:t>
+        <w:t xml:space="preserve">Try to login with user name </w:t>
       </w:r>
       <w:r>
         <w:rPr>
@@ -963,16 +1106,8 @@
         <w:rPr>
           <w:i/>
         </w:rPr>
-        <w:t>(If not, what error message do you receive? See (7</w:t>
-      </w:r>
-      <w:proofErr w:type="gramStart"/>
-      <w:r>
-        <w:rPr>
-          <w:i/>
-        </w:rPr>
-        <w:t>) )</w:t>
-      </w:r>
-      <w:proofErr w:type="gramEnd"/>
+        <w:t>(If not, what error message do you receive? See (7) )</w:t>
+      </w:r>
     </w:p>
     <w:p>
       <w:pPr>
@@ -1029,10 +1164,32 @@
     </w:p>
     <w:p>
       <w:pPr>
+        <w:ind w:left="958" w:right="12" w:firstLine="0"/>
+      </w:pPr>
+      <w:r>
+        <w:rPr>
+          <w:highlight w:val="yellow"/>
+        </w:rPr>
+        <w:t>Switch user</w:t>
+      </w:r>
+    </w:p>
+    <w:p>
+      <w:pPr>
         <w:ind w:left="983" w:right="12"/>
       </w:pPr>
       <w:r>
         <w:t>Does it work?</w:t>
+      </w:r>
+    </w:p>
+    <w:p>
+      <w:pPr>
+        <w:ind w:left="983" w:right="12"/>
+      </w:pPr>
+      <w:r>
+        <w:rPr>
+          <w:highlight w:val="yellow"/>
+        </w:rPr>
+        <w:t>yes</w:t>
       </w:r>
     </w:p>
     <w:p>
@@ -1050,6 +1207,26 @@
       </w:r>
       <w:r>
         <w:t>” mean?</w:t>
+      </w:r>
+    </w:p>
+    <w:p>
+      <w:pPr>
+        <w:ind w:left="973" w:right="12"/>
+      </w:pPr>
+      <w:r>
+        <w:rPr>
+          <w:highlight w:val="yellow"/>
+        </w:rPr>
+        <w:lastRenderedPageBreak/>
+        <w:t xml:space="preserve">The "-" loads a </w:t>
+      </w:r>
+      <w:r>
+        <w:rPr>
+          <w:b/>
+          <w:bCs/>
+          <w:highlight w:val="yellow"/>
+        </w:rPr>
+        <w:t>full login environment</w:t>
       </w:r>
     </w:p>
     <w:p>
@@ -1112,6 +1289,73 @@
     </w:p>
     <w:p>
       <w:pPr>
+        <w:spacing w:after="0" w:line="388" w:lineRule="auto"/>
+        <w:ind w:left="958" w:right="12" w:firstLine="0"/>
+      </w:pPr>
+      <w:r>
+        <w:drawing>
+          <wp:inline distT="0" distB="0" distL="0" distR="0" wp14:anchorId="03486119" wp14:editId="3AD25FB0">
+            <wp:extent cx="6161405" cy="1439545"/>
+            <wp:effectExtent l="0" t="0" r="0" b="8255"/>
+            <wp:docPr id="2139584546" name="Picture 1"/>
+            <wp:cNvGraphicFramePr>
+              <a:graphicFrameLocks xmlns:a="http://schemas.openxmlformats.org/drawingml/2006/main" noChangeAspect="1"/>
+            </wp:cNvGraphicFramePr>
+            <a:graphic xmlns:a="http://schemas.openxmlformats.org/drawingml/2006/main">
+              <a:graphicData uri="http://schemas.openxmlformats.org/drawingml/2006/picture">
+                <pic:pic xmlns:pic="http://schemas.openxmlformats.org/drawingml/2006/picture">
+                  <pic:nvPicPr>
+                    <pic:cNvPr id="2139584546" name=""/>
+                    <pic:cNvPicPr/>
+                  </pic:nvPicPr>
+                  <pic:blipFill>
+                    <a:blip r:embed="rId7"/>
+                    <a:stretch>
+                      <a:fillRect/>
+                    </a:stretch>
+                  </pic:blipFill>
+                  <pic:spPr>
+                    <a:xfrm>
+                      <a:off x="0" y="0"/>
+                      <a:ext cx="6161405" cy="1439545"/>
+                    </a:xfrm>
+                    <a:prstGeom prst="rect">
+                      <a:avLst/>
+                    </a:prstGeom>
+                  </pic:spPr>
+                </pic:pic>
+              </a:graphicData>
+            </a:graphic>
+          </wp:inline>
+        </w:drawing>
+      </w:r>
+    </w:p>
+    <w:p>
+      <w:pPr>
+        <w:spacing w:after="0" w:line="388" w:lineRule="auto"/>
+        <w:ind w:left="958" w:right="12" w:firstLine="0"/>
+      </w:pPr>
+      <w:r>
+        <w:rPr>
+          <w:highlight w:val="yellow"/>
+        </w:rPr>
+        <w:t>Authentication works</w:t>
+      </w:r>
+      <w:r>
+        <w:rPr>
+          <w:highlight w:val="yellow"/>
+        </w:rPr>
+        <w:t xml:space="preserve">, but the SSH session is closed due to an error at </w:t>
+      </w:r>
+      <w:r>
+        <w:rPr>
+          <w:highlight w:val="yellow"/>
+        </w:rPr>
+        <w:t>/var/log/ssh-sessions/</w:t>
+      </w:r>
+    </w:p>
+    <w:p>
+      <w:pPr>
         <w:numPr>
           <w:ilvl w:val="1"/>
           <w:numId w:val="3"/>
@@ -1129,6 +1373,70 @@
       </w:pPr>
       <w:r>
         <w:t>Does it work?</w:t>
+      </w:r>
+      <w:r>
+        <w:tab/>
+      </w:r>
+    </w:p>
+    <w:p>
+      <w:pPr>
+        <w:spacing w:after="154"/>
+        <w:ind w:left="983" w:right="12"/>
+      </w:pPr>
+      <w:r>
+        <w:rPr>
+          <w:highlight w:val="yellow"/>
+        </w:rPr>
+        <w:t>I don’t have a GUI</w:t>
+      </w:r>
+    </w:p>
+    <w:p>
+      <w:pPr>
+        <w:spacing w:after="154"/>
+        <w:ind w:left="983" w:right="12"/>
+      </w:pPr>
+    </w:p>
+    <w:p>
+      <w:pPr>
+        <w:spacing w:after="154"/>
+        <w:ind w:left="983" w:right="12"/>
+      </w:pPr>
+      <w:r>
+        <w:drawing>
+          <wp:inline distT="0" distB="0" distL="0" distR="0" wp14:anchorId="4C1A433D" wp14:editId="4AC55EB1">
+            <wp:extent cx="6161405" cy="1829435"/>
+            <wp:effectExtent l="0" t="0" r="0" b="0"/>
+            <wp:docPr id="858021963" name="Picture 1"/>
+            <wp:cNvGraphicFramePr>
+              <a:graphicFrameLocks xmlns:a="http://schemas.openxmlformats.org/drawingml/2006/main" noChangeAspect="1"/>
+            </wp:cNvGraphicFramePr>
+            <a:graphic xmlns:a="http://schemas.openxmlformats.org/drawingml/2006/main">
+              <a:graphicData uri="http://schemas.openxmlformats.org/drawingml/2006/picture">
+                <pic:pic xmlns:pic="http://schemas.openxmlformats.org/drawingml/2006/picture">
+                  <pic:nvPicPr>
+                    <pic:cNvPr id="858021963" name=""/>
+                    <pic:cNvPicPr/>
+                  </pic:nvPicPr>
+                  <pic:blipFill>
+                    <a:blip r:embed="rId8"/>
+                    <a:stretch>
+                      <a:fillRect/>
+                    </a:stretch>
+                  </pic:blipFill>
+                  <pic:spPr>
+                    <a:xfrm>
+                      <a:off x="0" y="0"/>
+                      <a:ext cx="6161405" cy="1829435"/>
+                    </a:xfrm>
+                    <a:prstGeom prst="rect">
+                      <a:avLst/>
+                    </a:prstGeom>
+                  </pic:spPr>
+                </pic:pic>
+              </a:graphicData>
+            </a:graphic>
+          </wp:inline>
+        </w:drawing>
       </w:r>
     </w:p>
     <w:p>
@@ -1245,13 +1553,8 @@
         <w:spacing w:after="161"/>
         <w:ind w:right="12" w:hanging="255"/>
       </w:pPr>
-      <w:proofErr w:type="gramStart"/>
-      <w:r>
-        <w:t>So</w:t>
-      </w:r>
-      <w:proofErr w:type="gramEnd"/>
-      <w:r>
-        <w:t xml:space="preserve"> what was the cause of the problem?</w:t>
+      <w:r>
+        <w:t>So what was the cause of the problem?</w:t>
       </w:r>
     </w:p>
     <w:p>
@@ -1302,7 +1605,6 @@
         <w:ind w:left="958" w:right="12" w:hanging="438"/>
       </w:pPr>
       <w:r>
-        <w:lastRenderedPageBreak/>
         <w:t xml:space="preserve">a. … with the help of the simple </w:t>
       </w:r>
       <w:r>
@@ -1330,6 +1632,7 @@
         <w:rPr>
           <w:i/>
         </w:rPr>
+        <w:lastRenderedPageBreak/>
         <w:t>Hint 1</w:t>
       </w:r>
       <w:r>
@@ -1591,7 +1894,6 @@
         <w:t xml:space="preserve">(which reads from standard input, which in turn can be redirected from a pipe) instead, e.g.: </w:t>
       </w:r>
       <w:proofErr w:type="spellStart"/>
-      <w:proofErr w:type="gramStart"/>
       <w:r>
         <w:rPr>
           <w:rFonts w:ascii="Courier New" w:eastAsia="Courier New" w:hAnsi="Courier New" w:cs="Courier New"/>
@@ -1616,7 +1918,6 @@
         <w:t>password</w:t>
       </w:r>
       <w:proofErr w:type="spellEnd"/>
-      <w:proofErr w:type="gramEnd"/>
       <w:r>
         <w:rPr>
           <w:rFonts w:ascii="Courier New" w:eastAsia="Courier New" w:hAnsi="Courier New" w:cs="Courier New"/>
@@ -1694,9 +1995,6 @@
         <w:tblInd w:w="82" w:type="dxa"/>
         <w:tblCellMar>
           <w:top w:w="17" w:type="dxa"/>
-          <w:left w:w="0" w:type="dxa"/>
-          <w:bottom w:w="0" w:type="dxa"/>
-          <w:right w:w="0" w:type="dxa"/>
         </w:tblCellMar>
         <w:tblLook w:val="04A0" w:firstRow="1" w:lastRow="0" w:firstColumn="1" w:lastColumn="0" w:noHBand="0" w:noVBand="1"/>
       </w:tblPr>
@@ -1981,19 +2279,11 @@
               <w:spacing w:after="0" w:line="259" w:lineRule="auto"/>
               <w:ind w:left="0" w:right="-94" w:firstLine="0"/>
             </w:pPr>
-            <w:proofErr w:type="gramStart"/>
             <w:r>
               <w:rPr>
                 <w:rFonts w:ascii="Courier New" w:eastAsia="Courier New" w:hAnsi="Courier New" w:cs="Courier New"/>
               </w:rPr>
-              <w:t>linux!is</w:t>
-            </w:r>
-            <w:proofErr w:type="gramEnd"/>
-            <w:r>
-              <w:rPr>
-                <w:rFonts w:ascii="Courier New" w:eastAsia="Courier New" w:hAnsi="Courier New" w:cs="Courier New"/>
-              </w:rPr>
-              <w:t>!c00l!</w:t>
+              <w:t>linux!is!c00l!</w:t>
             </w:r>
           </w:p>
         </w:tc>
@@ -2825,7 +3115,6 @@
         <w:t xml:space="preserve">Write and test a second script file </w:t>
       </w:r>
       <w:proofErr w:type="spellStart"/>
-      <w:proofErr w:type="gramStart"/>
       <w:r>
         <w:rPr>
           <w:rFonts w:ascii="Courier New" w:eastAsia="Courier New" w:hAnsi="Courier New" w:cs="Courier New"/>
@@ -2836,7 +3125,6 @@
         <w:t>that</w:t>
       </w:r>
       <w:proofErr w:type="spellEnd"/>
-      <w:proofErr w:type="gramEnd"/>
       <w:r>
         <w:t xml:space="preserve"> </w:t>
       </w:r>
@@ -2882,14 +3170,100 @@
         <w:t>We wish you lots of success and fun with the exercise!</w:t>
       </w:r>
     </w:p>
-    <w:p/>
+    <w:p>
+      <w:r>
+        <w:lastRenderedPageBreak/>
+        <w:drawing>
+          <wp:inline distT="0" distB="0" distL="0" distR="0" wp14:anchorId="57C77C37" wp14:editId="1AF53069">
+            <wp:extent cx="5569236" cy="6940907"/>
+            <wp:effectExtent l="0" t="0" r="0" b="0"/>
+            <wp:docPr id="987639270" name="Picture 1"/>
+            <wp:cNvGraphicFramePr>
+              <a:graphicFrameLocks xmlns:a="http://schemas.openxmlformats.org/drawingml/2006/main" noChangeAspect="1"/>
+            </wp:cNvGraphicFramePr>
+            <a:graphic xmlns:a="http://schemas.openxmlformats.org/drawingml/2006/main">
+              <a:graphicData uri="http://schemas.openxmlformats.org/drawingml/2006/picture">
+                <pic:pic xmlns:pic="http://schemas.openxmlformats.org/drawingml/2006/picture">
+                  <pic:nvPicPr>
+                    <pic:cNvPr id="987639270" name=""/>
+                    <pic:cNvPicPr/>
+                  </pic:nvPicPr>
+                  <pic:blipFill>
+                    <a:blip r:embed="rId9"/>
+                    <a:stretch>
+                      <a:fillRect/>
+                    </a:stretch>
+                  </pic:blipFill>
+                  <pic:spPr>
+                    <a:xfrm>
+                      <a:off x="0" y="0"/>
+                      <a:ext cx="5569236" cy="6940907"/>
+                    </a:xfrm>
+                    <a:prstGeom prst="rect">
+                      <a:avLst/>
+                    </a:prstGeom>
+                  </pic:spPr>
+                </pic:pic>
+              </a:graphicData>
+            </a:graphic>
+          </wp:inline>
+        </w:drawing>
+      </w:r>
+      <w:r>
+        <w:rPr>
+          <w:noProof/>
+        </w:rPr>
+        <w:t xml:space="preserve"> </w:t>
+      </w:r>
+      <w:r>
+        <w:rPr>
+          <w:noProof/>
+        </w:rPr>
+        <w:lastRenderedPageBreak/>
+        <w:drawing>
+          <wp:inline distT="0" distB="0" distL="0" distR="0" wp14:anchorId="16D9B216" wp14:editId="6402D536">
+            <wp:extent cx="6161405" cy="4728845"/>
+            <wp:effectExtent l="0" t="0" r="0" b="0"/>
+            <wp:docPr id="1438351826" name="Picture 1"/>
+            <wp:cNvGraphicFramePr>
+              <a:graphicFrameLocks xmlns:a="http://schemas.openxmlformats.org/drawingml/2006/main" noChangeAspect="1"/>
+            </wp:cNvGraphicFramePr>
+            <a:graphic xmlns:a="http://schemas.openxmlformats.org/drawingml/2006/main">
+              <a:graphicData uri="http://schemas.openxmlformats.org/drawingml/2006/picture">
+                <pic:pic xmlns:pic="http://schemas.openxmlformats.org/drawingml/2006/picture">
+                  <pic:nvPicPr>
+                    <pic:cNvPr id="1438351826" name=""/>
+                    <pic:cNvPicPr/>
+                  </pic:nvPicPr>
+                  <pic:blipFill>
+                    <a:blip r:embed="rId10"/>
+                    <a:stretch>
+                      <a:fillRect/>
+                    </a:stretch>
+                  </pic:blipFill>
+                  <pic:spPr>
+                    <a:xfrm>
+                      <a:off x="0" y="0"/>
+                      <a:ext cx="6161405" cy="4728845"/>
+                    </a:xfrm>
+                    <a:prstGeom prst="rect">
+                      <a:avLst/>
+                    </a:prstGeom>
+                  </pic:spPr>
+                </pic:pic>
+              </a:graphicData>
+            </a:graphic>
+          </wp:inline>
+        </w:drawing>
+      </w:r>
+    </w:p>
     <w:sectPr>
-      <w:headerReference w:type="even" r:id="rId7"/>
-      <w:headerReference w:type="default" r:id="rId8"/>
-      <w:footerReference w:type="even" r:id="rId9"/>
-      <w:footerReference w:type="default" r:id="rId10"/>
-      <w:headerReference w:type="first" r:id="rId11"/>
-      <w:footerReference w:type="first" r:id="rId12"/>
+      <w:headerReference w:type="even" r:id="rId11"/>
+      <w:headerReference w:type="default" r:id="rId12"/>
+      <w:footerReference w:type="even" r:id="rId13"/>
+      <w:footerReference w:type="default" r:id="rId14"/>
+      <w:headerReference w:type="first" r:id="rId15"/>
+      <w:footerReference w:type="first" r:id="rId16"/>
       <w:footnotePr>
         <w:numRestart w:val="eachPage"/>
       </w:footnotePr>
@@ -3035,19 +3409,11 @@
         </mc:Fallback>
       </mc:AlternateContent>
     </w:r>
-    <w:proofErr w:type="gramStart"/>
     <w:r>
       <w:rPr>
         <w:sz w:val="18"/>
       </w:rPr>
-      <w:t>Version</w:t>
-    </w:r>
-    <w:proofErr w:type="gramEnd"/>
-    <w:r>
-      <w:rPr>
-        <w:sz w:val="18"/>
-      </w:rPr>
-      <w:t xml:space="preserve"> </w:t>
+      <w:t xml:space="preserve">Version </w:t>
     </w:r>
     <w:proofErr w:type="spellStart"/>
     <w:r>
@@ -3087,21 +3453,11 @@
     <w:r>
       <w:t xml:space="preserve"> / </w:t>
     </w:r>
-    <w:r>
-      <w:fldChar w:fldCharType="begin"/>
-    </w:r>
-    <w:r>
-      <w:instrText xml:space="preserve"> NUMPAGES   \* MERGEFORMAT </w:instrText>
-    </w:r>
-    <w:r>
-      <w:fldChar w:fldCharType="separate"/>
-    </w:r>
-    <w:r>
-      <w:t>3</w:t>
-    </w:r>
-    <w:r>
-      <w:fldChar w:fldCharType="end"/>
-    </w:r>
+    <w:fldSimple w:instr=" NUMPAGES   \* MERGEFORMAT ">
+      <w:r>
+        <w:t>3</w:t>
+      </w:r>
+    </w:fldSimple>
   </w:p>
   <w:p>
     <w:pPr>
@@ -3228,19 +3584,11 @@
         </mc:Fallback>
       </mc:AlternateContent>
     </w:r>
-    <w:proofErr w:type="gramStart"/>
     <w:r>
       <w:rPr>
         <w:sz w:val="18"/>
       </w:rPr>
-      <w:t>Version</w:t>
-    </w:r>
-    <w:proofErr w:type="gramEnd"/>
-    <w:r>
-      <w:rPr>
-        <w:sz w:val="18"/>
-      </w:rPr>
-      <w:t xml:space="preserve"> </w:t>
+      <w:t xml:space="preserve">Version </w:t>
     </w:r>
     <w:proofErr w:type="spellStart"/>
     <w:r>
@@ -3280,21 +3628,11 @@
     <w:r>
       <w:t xml:space="preserve"> / </w:t>
     </w:r>
-    <w:r>
-      <w:fldChar w:fldCharType="begin"/>
-    </w:r>
-    <w:r>
-      <w:instrText xml:space="preserve"> NUMPAGES   \* MERGEFORMAT </w:instrText>
-    </w:r>
-    <w:r>
-      <w:fldChar w:fldCharType="separate"/>
-    </w:r>
-    <w:r>
-      <w:t>3</w:t>
-    </w:r>
-    <w:r>
-      <w:fldChar w:fldCharType="end"/>
-    </w:r>
+    <w:fldSimple w:instr=" NUMPAGES   \* MERGEFORMAT ">
+      <w:r>
+        <w:t>3</w:t>
+      </w:r>
+    </w:fldSimple>
   </w:p>
   <w:p>
     <w:pPr>
@@ -3302,12 +3640,6 @@
       <w:ind w:left="37" w:right="0" w:firstLine="0"/>
       <w:jc w:val="left"/>
     </w:pPr>
-    <w:r>
-      <w:rPr>
-        <w:sz w:val="10"/>
-      </w:rPr>
-      <w:t>56de049</w:t>
-    </w:r>
   </w:p>
 </w:ftr>
 </file>
@@ -3421,19 +3753,11 @@
         </mc:Fallback>
       </mc:AlternateContent>
     </w:r>
-    <w:proofErr w:type="gramStart"/>
     <w:r>
       <w:rPr>
         <w:sz w:val="18"/>
       </w:rPr>
-      <w:t>Version</w:t>
-    </w:r>
-    <w:proofErr w:type="gramEnd"/>
-    <w:r>
-      <w:rPr>
-        <w:sz w:val="18"/>
-      </w:rPr>
-      <w:t xml:space="preserve"> </w:t>
+      <w:t xml:space="preserve">Version </w:t>
     </w:r>
     <w:proofErr w:type="spellStart"/>
     <w:r>
@@ -3473,21 +3797,11 @@
     <w:r>
       <w:t xml:space="preserve"> / </w:t>
     </w:r>
-    <w:r>
-      <w:fldChar w:fldCharType="begin"/>
-    </w:r>
-    <w:r>
-      <w:instrText xml:space="preserve"> NUMPAGES   \* MERGEFORMAT </w:instrText>
-    </w:r>
-    <w:r>
-      <w:fldChar w:fldCharType="separate"/>
-    </w:r>
-    <w:r>
-      <w:t>3</w:t>
-    </w:r>
-    <w:r>
-      <w:fldChar w:fldCharType="end"/>
-    </w:r>
+    <w:fldSimple w:instr=" NUMPAGES   \* MERGEFORMAT ">
+      <w:r>
+        <w:t>3</w:t>
+      </w:r>
+    </w:fldSimple>
   </w:p>
   <w:p>
     <w:pPr>
@@ -8415,6 +8729,10 @@
                               <w:spacing w:after="160" w:line="259" w:lineRule="auto"/>
                               <w:ind w:left="0" w:right="0" w:firstLine="0"/>
                               <w:jc w:val="left"/>
+                              <w:rPr>
+                                <w:b/>
+                                <w:sz w:val="24"/>
+                              </w:rPr>
                             </w:pPr>
                             <w:r>
                               <w:rPr>
@@ -8467,9 +8785,23 @@
                                 <w:b/>
                                 <w:sz w:val="24"/>
                               </w:rPr>
-                              <w:t>Mgm</w:t>
+                              <w:t>M</w:t>
+                            </w:r>
+                            <w:r>
+                              <w:rPr>
+                                <w:b/>
+                                <w:sz w:val="24"/>
+                              </w:rPr>
+                              <w:t>anagament</w:t>
                             </w:r>
                             <w:proofErr w:type="spellEnd"/>
+                          </w:p>
+                          <w:p>
+                            <w:pPr>
+                              <w:spacing w:after="160" w:line="259" w:lineRule="auto"/>
+                              <w:ind w:left="0" w:right="0" w:firstLine="0"/>
+                              <w:jc w:val="left"/>
+                            </w:pPr>
                           </w:p>
                         </w:txbxContent>
                       </wps:txbx>
@@ -8500,13 +8832,6 @@
                               <w:ind w:left="0" w:right="0" w:firstLine="0"/>
                               <w:jc w:val="left"/>
                             </w:pPr>
-                            <w:r>
-                              <w:rPr>
-                                <w:b/>
-                                <w:sz w:val="24"/>
-                              </w:rPr>
-                              <w:t>t</w:t>
-                            </w:r>
                           </w:p>
                         </w:txbxContent>
                       </wps:txbx>
@@ -9010,6 +9335,10 @@
                         <w:spacing w:after="160" w:line="259" w:lineRule="auto"/>
                         <w:ind w:left="0" w:right="0" w:firstLine="0"/>
                         <w:jc w:val="left"/>
+                        <w:rPr>
+                          <w:b/>
+                          <w:sz w:val="24"/>
+                        </w:rPr>
                       </w:pPr>
                       <w:r>
                         <w:rPr>
@@ -9062,9 +9391,23 @@
                           <w:b/>
                           <w:sz w:val="24"/>
                         </w:rPr>
-                        <w:t>Mgm</w:t>
+                        <w:t>M</w:t>
+                      </w:r>
+                      <w:r>
+                        <w:rPr>
+                          <w:b/>
+                          <w:sz w:val="24"/>
+                        </w:rPr>
+                        <w:t>anagament</w:t>
                       </w:r>
                       <w:proofErr w:type="spellEnd"/>
+                    </w:p>
+                    <w:p>
+                      <w:pPr>
+                        <w:spacing w:after="160" w:line="259" w:lineRule="auto"/>
+                        <w:ind w:left="0" w:right="0" w:firstLine="0"/>
+                        <w:jc w:val="left"/>
+                      </w:pPr>
                     </w:p>
                   </w:txbxContent>
                 </v:textbox>
@@ -9078,13 +9421,6 @@
                         <w:ind w:left="0" w:right="0" w:firstLine="0"/>
                         <w:jc w:val="left"/>
                       </w:pPr>
-                      <w:r>
-                        <w:rPr>
-                          <w:b/>
-                          <w:sz w:val="24"/>
-                        </w:rPr>
-                        <w:t>t</w:t>
-                      </w:r>
                     </w:p>
                   </w:txbxContent>
                 </v:textbox>
@@ -13889,7 +14225,7 @@
       <w:rFonts w:ascii="Times New Roman" w:eastAsia="Times New Roman" w:hAnsi="Times New Roman" w:cs="Times New Roman"/>
       <w:color w:val="000000"/>
       <w:sz w:val="20"/>
-      <w:lang w:val="en-AT" w:eastAsia="en-AT"/>
+      <w:lang w:eastAsia="en-AT"/>
     </w:rPr>
   </w:style>
   <w:style w:type="paragraph" w:styleId="Heading1">
@@ -14282,6 +14618,7 @@
       <w:numPr>
         <w:ilvl w:val="1"/>
       </w:numPr>
+      <w:ind w:left="40" w:hanging="10"/>
     </w:pPr>
     <w:rPr>
       <w:rFonts w:eastAsiaTheme="majorEastAsia" w:cstheme="majorBidi"/>
@@ -14421,7 +14758,7 @@
       <w:rFonts w:ascii="Times New Roman" w:eastAsia="Times New Roman" w:hAnsi="Times New Roman" w:cs="Times New Roman"/>
       <w:color w:val="000000"/>
       <w:sz w:val="16"/>
-      <w:lang w:val="en-AT" w:eastAsia="en-AT"/>
+      <w:lang w:eastAsia="en-AT"/>
     </w:rPr>
   </w:style>
   <w:style w:type="character" w:customStyle="1" w:styleId="footnotedescriptionChar">
@@ -14454,7 +14791,7 @@
     </w:pPr>
     <w:rPr>
       <w:rFonts w:eastAsiaTheme="minorEastAsia"/>
-      <w:lang w:val="en-AT" w:eastAsia="en-AT"/>
+      <w:lang w:eastAsia="en-AT"/>
     </w:rPr>
     <w:tblPr>
       <w:tblCellMar>

--- a/3 Klasse/bs/ue00/UE00_Linux_User_Mgmt/protokoll.docx
+++ b/3 Klasse/bs/ue00/UE00_Linux_User_Mgmt/protokoll.docx
@@ -10,9 +10,11 @@
         </w:tabs>
         <w:ind w:left="0" w:firstLine="0"/>
       </w:pPr>
+      <w:proofErr w:type="gramStart"/>
       <w:r>
         <w:t>A</w:t>
       </w:r>
+      <w:proofErr w:type="gramEnd"/>
       <w:r>
         <w:tab/>
         <w:t>Objective</w:t>
@@ -163,11 +165,19 @@
       <w:r>
         <w:t xml:space="preserve">→ Be sure to provide answers to all questions and to document </w:t>
       </w:r>
+      <w:proofErr w:type="gramStart"/>
       <w:r>
         <w:rPr>
           <w:b/>
         </w:rPr>
-        <w:t xml:space="preserve">each and every </w:t>
+        <w:t>each and every</w:t>
+      </w:r>
+      <w:proofErr w:type="gramEnd"/>
+      <w:r>
+        <w:rPr>
+          <w:b/>
+        </w:rPr>
+        <w:t xml:space="preserve"> </w:t>
       </w:r>
       <w:r>
         <w:t>shell command line in your lab notes (lab report)!</w:t>
@@ -332,6 +342,7 @@
         <w:t xml:space="preserve">Create a new group called </w:t>
       </w:r>
       <w:proofErr w:type="spellStart"/>
+      <w:proofErr w:type="gramStart"/>
       <w:r>
         <w:rPr>
           <w:rFonts w:ascii="Courier New" w:eastAsia="Courier New" w:hAnsi="Courier New" w:cs="Courier New"/>
@@ -354,7 +365,11 @@
         <w:t xml:space="preserve"> </w:t>
       </w:r>
       <w:r>
-        <w:t xml:space="preserve">! Note: replace </w:t>
+        <w:t>!</w:t>
+      </w:r>
+      <w:proofErr w:type="gramEnd"/>
+      <w:r>
+        <w:t xml:space="preserve"> Note: replace </w:t>
       </w:r>
       <w:r>
         <w:rPr>
@@ -406,7 +421,15 @@
         <w:t xml:space="preserve">/etc </w:t>
       </w:r>
       <w:r>
-        <w:t>received a new entry as a consequence to step (2)?</w:t>
+        <w:t xml:space="preserve">received a new entry </w:t>
+      </w:r>
+      <w:proofErr w:type="gramStart"/>
+      <w:r>
+        <w:t>as a consequence</w:t>
+      </w:r>
+      <w:proofErr w:type="gramEnd"/>
+      <w:r>
+        <w:t xml:space="preserve"> to step (2)?</w:t>
       </w:r>
     </w:p>
     <w:p>
@@ -703,8 +726,13 @@
         <w:spacing w:after="2"/>
         <w:ind w:right="12" w:hanging="255"/>
       </w:pPr>
-      <w:r>
-        <w:t xml:space="preserve">User name: </w:t>
+      <w:proofErr w:type="gramStart"/>
+      <w:r>
+        <w:t>User name</w:t>
+      </w:r>
+      <w:proofErr w:type="gramEnd"/>
+      <w:r>
+        <w:t xml:space="preserve">: </w:t>
       </w:r>
       <w:r>
         <w:rPr>
@@ -898,14 +926,10 @@
     <w:p>
       <w:pPr>
         <w:ind w:left="983" w:right="12"/>
-        <w:rPr>
-          <w:lang w:val="en-AT"/>
-        </w:rPr>
       </w:pPr>
       <w:r>
         <w:rPr>
           <w:highlight w:val="yellow"/>
-          <w:lang w:val="en-AT"/>
         </w:rPr>
         <w:t>/etc/passwd, /etc/shadow</w:t>
       </w:r>
@@ -1091,7 +1115,15 @@
         <w:ind w:right="12" w:hanging="498"/>
       </w:pPr>
       <w:r>
-        <w:t xml:space="preserve">Try to login with user name </w:t>
+        <w:t xml:space="preserve">Try to login with </w:t>
+      </w:r>
+      <w:proofErr w:type="gramStart"/>
+      <w:r>
+        <w:t>user name</w:t>
+      </w:r>
+      <w:proofErr w:type="gramEnd"/>
+      <w:r>
+        <w:t xml:space="preserve"> </w:t>
       </w:r>
       <w:r>
         <w:rPr>
@@ -1106,8 +1138,16 @@
         <w:rPr>
           <w:i/>
         </w:rPr>
-        <w:t>(If not, what error message do you receive? See (7) )</w:t>
-      </w:r>
+        <w:t>(If not, what error message do you receive? See (7</w:t>
+      </w:r>
+      <w:proofErr w:type="gramStart"/>
+      <w:r>
+        <w:rPr>
+          <w:i/>
+        </w:rPr>
+        <w:t>) )</w:t>
+      </w:r>
+      <w:proofErr w:type="gramEnd"/>
     </w:p>
     <w:p>
       <w:pPr>
@@ -1293,6 +1333,9 @@
         <w:ind w:left="958" w:right="12" w:firstLine="0"/>
       </w:pPr>
       <w:r>
+        <w:rPr>
+          <w:noProof/>
+        </w:rPr>
         <w:drawing>
           <wp:inline distT="0" distB="0" distL="0" distR="0" wp14:anchorId="03486119" wp14:editId="3AD25FB0">
             <wp:extent cx="6161405" cy="1439545"/>
@@ -1339,19 +1382,7 @@
         <w:rPr>
           <w:highlight w:val="yellow"/>
         </w:rPr>
-        <w:t>Authentication works</w:t>
-      </w:r>
-      <w:r>
-        <w:rPr>
-          <w:highlight w:val="yellow"/>
-        </w:rPr>
-        <w:t xml:space="preserve">, but the SSH session is closed due to an error at </w:t>
-      </w:r>
-      <w:r>
-        <w:rPr>
-          <w:highlight w:val="yellow"/>
-        </w:rPr>
-        <w:t>/var/log/ssh-sessions/</w:t>
+        <w:t>Authentication works, but the SSH session is closed due to an error at /var/log/ssh-sessions/</w:t>
       </w:r>
     </w:p>
     <w:p>
@@ -1402,6 +1433,9 @@
         <w:ind w:left="983" w:right="12"/>
       </w:pPr>
       <w:r>
+        <w:rPr>
+          <w:noProof/>
+        </w:rPr>
         <w:drawing>
           <wp:inline distT="0" distB="0" distL="0" distR="0" wp14:anchorId="4C1A433D" wp14:editId="4AC55EB1">
             <wp:extent cx="6161405" cy="1829435"/>
@@ -1553,8 +1587,13 @@
         <w:spacing w:after="161"/>
         <w:ind w:right="12" w:hanging="255"/>
       </w:pPr>
-      <w:r>
-        <w:t>So what was the cause of the problem?</w:t>
+      <w:proofErr w:type="gramStart"/>
+      <w:r>
+        <w:t>So</w:t>
+      </w:r>
+      <w:proofErr w:type="gramEnd"/>
+      <w:r>
+        <w:t xml:space="preserve"> what was the cause of the problem?</w:t>
       </w:r>
     </w:p>
     <w:p>
@@ -1894,6 +1933,7 @@
         <w:t xml:space="preserve">(which reads from standard input, which in turn can be redirected from a pipe) instead, e.g.: </w:t>
       </w:r>
       <w:proofErr w:type="spellStart"/>
+      <w:proofErr w:type="gramStart"/>
       <w:r>
         <w:rPr>
           <w:rFonts w:ascii="Courier New" w:eastAsia="Courier New" w:hAnsi="Courier New" w:cs="Courier New"/>
@@ -1918,6 +1958,7 @@
         <w:t>password</w:t>
       </w:r>
       <w:proofErr w:type="spellEnd"/>
+      <w:proofErr w:type="gramEnd"/>
       <w:r>
         <w:rPr>
           <w:rFonts w:ascii="Courier New" w:eastAsia="Courier New" w:hAnsi="Courier New" w:cs="Courier New"/>
@@ -2279,11 +2320,19 @@
               <w:spacing w:after="0" w:line="259" w:lineRule="auto"/>
               <w:ind w:left="0" w:right="-94" w:firstLine="0"/>
             </w:pPr>
+            <w:proofErr w:type="gramStart"/>
             <w:r>
               <w:rPr>
                 <w:rFonts w:ascii="Courier New" w:eastAsia="Courier New" w:hAnsi="Courier New" w:cs="Courier New"/>
               </w:rPr>
-              <w:t>linux!is!c00l!</w:t>
+              <w:t>linux!is</w:t>
+            </w:r>
+            <w:proofErr w:type="gramEnd"/>
+            <w:r>
+              <w:rPr>
+                <w:rFonts w:ascii="Courier New" w:eastAsia="Courier New" w:hAnsi="Courier New" w:cs="Courier New"/>
+              </w:rPr>
+              <w:t>!c00l!</w:t>
             </w:r>
           </w:p>
         </w:tc>
@@ -3093,6 +3142,17 @@
     </w:p>
     <w:p>
       <w:pPr>
+        <w:ind w:left="958" w:right="12" w:firstLine="0"/>
+      </w:pPr>
+      <w:r>
+        <w:rPr>
+          <w:highlight w:val="yellow"/>
+        </w:rPr>
+        <w:t>Very insecure</w:t>
+      </w:r>
+    </w:p>
+    <w:p>
+      <w:pPr>
         <w:numPr>
           <w:ilvl w:val="1"/>
           <w:numId w:val="6"/>
@@ -3115,6 +3175,7 @@
         <w:t xml:space="preserve">Write and test a second script file </w:t>
       </w:r>
       <w:proofErr w:type="spellStart"/>
+      <w:proofErr w:type="gramStart"/>
       <w:r>
         <w:rPr>
           <w:rFonts w:ascii="Courier New" w:eastAsia="Courier New" w:hAnsi="Courier New" w:cs="Courier New"/>
@@ -3125,6 +3186,7 @@
         <w:t>that</w:t>
       </w:r>
       <w:proofErr w:type="spellEnd"/>
+      <w:proofErr w:type="gramEnd"/>
       <w:r>
         <w:t xml:space="preserve"> </w:t>
       </w:r>
@@ -3136,6 +3198,415 @@
       </w:r>
       <w:r>
         <w:t>all the users, groups and directories again! Insert your script as text here:</w:t>
+      </w:r>
+    </w:p>
+    <w:p>
+      <w:pPr>
+        <w:ind w:left="958" w:right="12" w:firstLine="0"/>
+      </w:pPr>
+      <w:proofErr w:type="gramStart"/>
+      <w:r>
+        <w:t>#!/</w:t>
+      </w:r>
+      <w:proofErr w:type="gramEnd"/>
+      <w:r>
+        <w:t>bin/bash</w:t>
+      </w:r>
+    </w:p>
+    <w:p>
+      <w:pPr>
+        <w:ind w:left="958" w:right="12" w:firstLine="0"/>
+      </w:pPr>
+    </w:p>
+    <w:p>
+      <w:pPr>
+        <w:ind w:left="958" w:right="12" w:firstLine="0"/>
+        <w:rPr>
+          <w:highlight w:val="yellow"/>
+        </w:rPr>
+      </w:pPr>
+      <w:r>
+        <w:rPr>
+          <w:highlight w:val="yellow"/>
+        </w:rPr>
+        <w:t># Delete users and their home directories</w:t>
+      </w:r>
+    </w:p>
+    <w:p>
+      <w:pPr>
+        <w:ind w:left="958" w:right="12" w:firstLine="0"/>
+        <w:rPr>
+          <w:highlight w:val="yellow"/>
+        </w:rPr>
+      </w:pPr>
+      <w:proofErr w:type="spellStart"/>
+      <w:r>
+        <w:rPr>
+          <w:highlight w:val="yellow"/>
+        </w:rPr>
+        <w:t>userdel</w:t>
+      </w:r>
+      <w:proofErr w:type="spellEnd"/>
+      <w:r>
+        <w:rPr>
+          <w:highlight w:val="yellow"/>
+        </w:rPr>
+        <w:t xml:space="preserve"> -r </w:t>
+      </w:r>
+      <w:proofErr w:type="spellStart"/>
+      <w:r>
+        <w:rPr>
+          <w:highlight w:val="yellow"/>
+        </w:rPr>
+        <w:t>adminNN</w:t>
+      </w:r>
+      <w:proofErr w:type="spellEnd"/>
+    </w:p>
+    <w:p>
+      <w:pPr>
+        <w:ind w:left="958" w:right="12" w:firstLine="0"/>
+        <w:rPr>
+          <w:highlight w:val="yellow"/>
+        </w:rPr>
+      </w:pPr>
+      <w:proofErr w:type="spellStart"/>
+      <w:r>
+        <w:rPr>
+          <w:highlight w:val="yellow"/>
+        </w:rPr>
+        <w:t>userdel</w:t>
+      </w:r>
+      <w:proofErr w:type="spellEnd"/>
+      <w:r>
+        <w:rPr>
+          <w:highlight w:val="yellow"/>
+        </w:rPr>
+        <w:t xml:space="preserve"> -r batman</w:t>
+      </w:r>
+    </w:p>
+    <w:p>
+      <w:pPr>
+        <w:ind w:left="958" w:right="12" w:firstLine="0"/>
+        <w:rPr>
+          <w:highlight w:val="yellow"/>
+        </w:rPr>
+      </w:pPr>
+      <w:proofErr w:type="spellStart"/>
+      <w:r>
+        <w:rPr>
+          <w:highlight w:val="yellow"/>
+        </w:rPr>
+        <w:t>userdel</w:t>
+      </w:r>
+      <w:proofErr w:type="spellEnd"/>
+      <w:r>
+        <w:rPr>
+          <w:highlight w:val="yellow"/>
+        </w:rPr>
+        <w:t xml:space="preserve"> -r robin</w:t>
+      </w:r>
+    </w:p>
+    <w:p>
+      <w:pPr>
+        <w:ind w:left="958" w:right="12" w:firstLine="0"/>
+        <w:rPr>
+          <w:highlight w:val="yellow"/>
+        </w:rPr>
+      </w:pPr>
+      <w:proofErr w:type="spellStart"/>
+      <w:r>
+        <w:rPr>
+          <w:highlight w:val="yellow"/>
+        </w:rPr>
+        <w:t>userdel</w:t>
+      </w:r>
+      <w:proofErr w:type="spellEnd"/>
+      <w:r>
+        <w:rPr>
+          <w:highlight w:val="yellow"/>
+        </w:rPr>
+        <w:t xml:space="preserve"> -r </w:t>
+      </w:r>
+      <w:proofErr w:type="spellStart"/>
+      <w:r>
+        <w:rPr>
+          <w:highlight w:val="yellow"/>
+        </w:rPr>
+        <w:t>catwoman</w:t>
+      </w:r>
+      <w:proofErr w:type="spellEnd"/>
+    </w:p>
+    <w:p>
+      <w:pPr>
+        <w:ind w:left="958" w:right="12" w:firstLine="0"/>
+        <w:rPr>
+          <w:highlight w:val="yellow"/>
+        </w:rPr>
+      </w:pPr>
+      <w:proofErr w:type="spellStart"/>
+      <w:r>
+        <w:rPr>
+          <w:highlight w:val="yellow"/>
+        </w:rPr>
+        <w:t>userdel</w:t>
+      </w:r>
+      <w:proofErr w:type="spellEnd"/>
+      <w:r>
+        <w:rPr>
+          <w:highlight w:val="yellow"/>
+        </w:rPr>
+        <w:t xml:space="preserve"> -r </w:t>
+      </w:r>
+      <w:proofErr w:type="spellStart"/>
+      <w:r>
+        <w:rPr>
+          <w:highlight w:val="yellow"/>
+        </w:rPr>
+        <w:t>gordon</w:t>
+      </w:r>
+      <w:proofErr w:type="spellEnd"/>
+    </w:p>
+    <w:p>
+      <w:pPr>
+        <w:ind w:left="958" w:right="12" w:firstLine="0"/>
+        <w:rPr>
+          <w:highlight w:val="yellow"/>
+        </w:rPr>
+      </w:pPr>
+      <w:proofErr w:type="spellStart"/>
+      <w:r>
+        <w:rPr>
+          <w:highlight w:val="yellow"/>
+        </w:rPr>
+        <w:t>userdel</w:t>
+      </w:r>
+      <w:proofErr w:type="spellEnd"/>
+      <w:r>
+        <w:rPr>
+          <w:highlight w:val="yellow"/>
+        </w:rPr>
+        <w:t xml:space="preserve"> -r joker</w:t>
+      </w:r>
+    </w:p>
+    <w:p>
+      <w:pPr>
+        <w:ind w:left="958" w:right="12" w:firstLine="0"/>
+        <w:rPr>
+          <w:highlight w:val="yellow"/>
+        </w:rPr>
+      </w:pPr>
+      <w:proofErr w:type="spellStart"/>
+      <w:r>
+        <w:rPr>
+          <w:highlight w:val="yellow"/>
+        </w:rPr>
+        <w:t>userdel</w:t>
+      </w:r>
+      <w:proofErr w:type="spellEnd"/>
+      <w:r>
+        <w:rPr>
+          <w:highlight w:val="yellow"/>
+        </w:rPr>
+        <w:t xml:space="preserve"> -r penguin</w:t>
+      </w:r>
+    </w:p>
+    <w:p>
+      <w:pPr>
+        <w:ind w:left="958" w:right="12" w:firstLine="0"/>
+        <w:rPr>
+          <w:highlight w:val="yellow"/>
+        </w:rPr>
+      </w:pPr>
+    </w:p>
+    <w:p>
+      <w:pPr>
+        <w:ind w:left="958" w:right="12" w:firstLine="0"/>
+        <w:rPr>
+          <w:highlight w:val="yellow"/>
+        </w:rPr>
+      </w:pPr>
+      <w:r>
+        <w:rPr>
+          <w:highlight w:val="yellow"/>
+        </w:rPr>
+        <w:t># Delete groups</w:t>
+      </w:r>
+    </w:p>
+    <w:p>
+      <w:pPr>
+        <w:ind w:left="958" w:right="12" w:firstLine="0"/>
+        <w:rPr>
+          <w:highlight w:val="yellow"/>
+        </w:rPr>
+      </w:pPr>
+      <w:proofErr w:type="spellStart"/>
+      <w:r>
+        <w:rPr>
+          <w:highlight w:val="yellow"/>
+        </w:rPr>
+        <w:t>groupdel</w:t>
+      </w:r>
+      <w:proofErr w:type="spellEnd"/>
+      <w:r>
+        <w:rPr>
+          <w:highlight w:val="yellow"/>
+        </w:rPr>
+        <w:t xml:space="preserve"> </w:t>
+      </w:r>
+      <w:proofErr w:type="spellStart"/>
+      <w:r>
+        <w:rPr>
+          <w:highlight w:val="yellow"/>
+        </w:rPr>
+        <w:t>heroesNN</w:t>
+      </w:r>
+      <w:proofErr w:type="spellEnd"/>
+    </w:p>
+    <w:p>
+      <w:pPr>
+        <w:ind w:left="958" w:right="12" w:firstLine="0"/>
+        <w:rPr>
+          <w:highlight w:val="yellow"/>
+        </w:rPr>
+      </w:pPr>
+      <w:proofErr w:type="spellStart"/>
+      <w:r>
+        <w:rPr>
+          <w:highlight w:val="yellow"/>
+        </w:rPr>
+        <w:t>groupdel</w:t>
+      </w:r>
+      <w:proofErr w:type="spellEnd"/>
+      <w:r>
+        <w:rPr>
+          <w:highlight w:val="yellow"/>
+        </w:rPr>
+        <w:t xml:space="preserve"> friends</w:t>
+      </w:r>
+    </w:p>
+    <w:p>
+      <w:pPr>
+        <w:ind w:left="958" w:right="12" w:firstLine="0"/>
+        <w:rPr>
+          <w:highlight w:val="yellow"/>
+        </w:rPr>
+      </w:pPr>
+      <w:proofErr w:type="spellStart"/>
+      <w:r>
+        <w:rPr>
+          <w:highlight w:val="yellow"/>
+        </w:rPr>
+        <w:t>groupdel</w:t>
+      </w:r>
+      <w:proofErr w:type="spellEnd"/>
+      <w:r>
+        <w:rPr>
+          <w:highlight w:val="yellow"/>
+        </w:rPr>
+        <w:t xml:space="preserve"> police</w:t>
+      </w:r>
+    </w:p>
+    <w:p>
+      <w:pPr>
+        <w:ind w:left="958" w:right="12" w:firstLine="0"/>
+        <w:rPr>
+          <w:highlight w:val="yellow"/>
+        </w:rPr>
+      </w:pPr>
+      <w:proofErr w:type="spellStart"/>
+      <w:r>
+        <w:rPr>
+          <w:highlight w:val="yellow"/>
+        </w:rPr>
+        <w:t>groupdel</w:t>
+      </w:r>
+      <w:proofErr w:type="spellEnd"/>
+      <w:r>
+        <w:rPr>
+          <w:highlight w:val="yellow"/>
+        </w:rPr>
+        <w:t xml:space="preserve"> villains</w:t>
+      </w:r>
+    </w:p>
+    <w:p>
+      <w:pPr>
+        <w:ind w:left="958" w:right="12" w:firstLine="0"/>
+        <w:rPr>
+          <w:highlight w:val="yellow"/>
+        </w:rPr>
+      </w:pPr>
+    </w:p>
+    <w:p>
+      <w:pPr>
+        <w:ind w:left="958" w:right="12" w:firstLine="0"/>
+        <w:rPr>
+          <w:highlight w:val="yellow"/>
+        </w:rPr>
+      </w:pPr>
+      <w:r>
+        <w:rPr>
+          <w:highlight w:val="yellow"/>
+        </w:rPr>
+        <w:t># Delete remaining directories</w:t>
+      </w:r>
+    </w:p>
+    <w:p>
+      <w:pPr>
+        <w:ind w:left="958" w:right="12" w:firstLine="0"/>
+        <w:rPr>
+          <w:highlight w:val="yellow"/>
+        </w:rPr>
+      </w:pPr>
+      <w:r>
+        <w:rPr>
+          <w:highlight w:val="yellow"/>
+        </w:rPr>
+        <w:t>rm -rf /home/heroes</w:t>
+      </w:r>
+      <w:r>
+        <w:rPr>
+          <w:highlight w:val="yellow"/>
+        </w:rPr>
+        <w:t>28</w:t>
+      </w:r>
+    </w:p>
+    <w:p>
+      <w:pPr>
+        <w:ind w:left="958" w:right="12" w:firstLine="0"/>
+        <w:rPr>
+          <w:highlight w:val="yellow"/>
+        </w:rPr>
+      </w:pPr>
+      <w:r>
+        <w:rPr>
+          <w:highlight w:val="yellow"/>
+        </w:rPr>
+        <w:t>rm -rf /home/friends</w:t>
+      </w:r>
+    </w:p>
+    <w:p>
+      <w:pPr>
+        <w:ind w:left="958" w:right="12" w:firstLine="0"/>
+        <w:rPr>
+          <w:highlight w:val="yellow"/>
+        </w:rPr>
+      </w:pPr>
+      <w:r>
+        <w:rPr>
+          <w:highlight w:val="yellow"/>
+        </w:rPr>
+        <w:t>rm -rf /home/police</w:t>
+      </w:r>
+    </w:p>
+    <w:p>
+      <w:pPr>
+        <w:ind w:left="958" w:right="12" w:firstLine="0"/>
+      </w:pPr>
+      <w:r>
+        <w:rPr>
+          <w:highlight w:val="yellow"/>
+        </w:rPr>
+        <w:t>rm -rf /home/villains</w:t>
       </w:r>
     </w:p>
     <w:p>
@@ -3172,6 +3643,9 @@
     </w:p>
     <w:p>
       <w:r>
+        <w:rPr>
+          <w:noProof/>
+        </w:rPr>
         <w:lastRenderedPageBreak/>
         <w:drawing>
           <wp:inline distT="0" distB="0" distL="0" distR="0" wp14:anchorId="57C77C37" wp14:editId="1AF53069">
@@ -3409,11 +3883,19 @@
         </mc:Fallback>
       </mc:AlternateContent>
     </w:r>
+    <w:proofErr w:type="gramStart"/>
     <w:r>
       <w:rPr>
         <w:sz w:val="18"/>
       </w:rPr>
-      <w:t xml:space="preserve">Version </w:t>
+      <w:t>Version</w:t>
+    </w:r>
+    <w:proofErr w:type="gramEnd"/>
+    <w:r>
+      <w:rPr>
+        <w:sz w:val="18"/>
+      </w:rPr>
+      <w:t xml:space="preserve"> </w:t>
     </w:r>
     <w:proofErr w:type="spellStart"/>
     <w:r>
@@ -3584,11 +4066,19 @@
         </mc:Fallback>
       </mc:AlternateContent>
     </w:r>
+    <w:proofErr w:type="gramStart"/>
     <w:r>
       <w:rPr>
         <w:sz w:val="18"/>
       </w:rPr>
-      <w:t xml:space="preserve">Version </w:t>
+      <w:t>Version</w:t>
+    </w:r>
+    <w:proofErr w:type="gramEnd"/>
+    <w:r>
+      <w:rPr>
+        <w:sz w:val="18"/>
+      </w:rPr>
+      <w:t xml:space="preserve"> </w:t>
     </w:r>
     <w:proofErr w:type="spellStart"/>
     <w:r>
@@ -3753,11 +4243,19 @@
         </mc:Fallback>
       </mc:AlternateContent>
     </w:r>
+    <w:proofErr w:type="gramStart"/>
     <w:r>
       <w:rPr>
         <w:sz w:val="18"/>
       </w:rPr>
-      <w:t xml:space="preserve">Version </w:t>
+      <w:t>Version</w:t>
+    </w:r>
+    <w:proofErr w:type="gramEnd"/>
+    <w:r>
+      <w:rPr>
+        <w:sz w:val="18"/>
+      </w:rPr>
+      <w:t xml:space="preserve"> </w:t>
     </w:r>
     <w:proofErr w:type="spellStart"/>
     <w:r>
